--- a/zht/docx/05.content.docx
+++ b/zht/docx/05.content.docx
@@ -31958,19 +31958,7 @@
         <w:rPr>
           <w:lang w:val="zh_TW" w:bidi="zh_TW"/>
         </w:rPr>
-        <w:t>：這個說法是摩西寫申命記這個傳統觀點有力的證據（見</w:t>
-      </w:r>
-      <w:r>
-        <w:rPr>
-          <w:lang w:val="zh_TW" w:bidi="zh_TW"/>
-        </w:rPr>
-        <w:t>申命記簡介</w:t>
-      </w:r>
-      <w:r>
-        <w:rPr>
-          <w:lang w:val="zh_TW" w:bidi="zh_TW"/>
-        </w:rPr>
-        <w:t>、「作者」）。</w:t>
+        <w:t>：這個說法是摩西寫申命記這個傳統觀點有力的證據（見申命記簡介、「作者」）。</w:t>
       </w:r>
       <w:r>
         <w:rPr>
@@ -37438,19 +37426,7 @@
         <w:rPr>
           <w:lang w:val="zh_TW" w:bidi="zh_TW"/>
         </w:rPr>
-        <w:t>這句話「只是到今日」仍然指的是申命記最終編寫的時期（見</w:t>
-      </w:r>
-      <w:r>
-        <w:rPr>
-          <w:lang w:val="zh_TW" w:bidi="zh_TW"/>
-        </w:rPr>
-        <w:t>創世記簡介</w:t>
-      </w:r>
-      <w:r>
-        <w:rPr>
-          <w:lang w:val="zh_TW" w:bidi="zh_TW"/>
-        </w:rPr>
-        <w:t>，「作者」）。</w:t>
+        <w:t>這句話「只是到今日」仍然指的是申命記最終編寫的時期（見創世記簡介，「作者」）。</w:t>
       </w:r>
       <w:r>
         <w:rPr>
